--- a/public/doc-templates/KP/seminar-kp-ba.docx
+++ b/public/doc-templates/KP/seminar-kp-ba.docx
@@ -65,19 +65,9 @@
           <w:sz w:val="24"/>
           <w:szCs w:val="24"/>
         </w:rPr>
-        <w:t>No</w:t>
-      </w:r>
-      <w:proofErr w:type="gramStart"/>
-      <w:r>
-        <w:rPr>
-          <w:rFonts w:ascii="Times New Roman" w:eastAsia="Calibri" w:hAnsi="Times New Roman" w:cs="Times New Roman"/>
-          <w:sz w:val="24"/>
-          <w:szCs w:val="24"/>
-        </w:rPr>
-        <w:t>:  {</w:t>
+        <w:t>No:  {</w:t>
       </w:r>
       <w:proofErr w:type="spellStart"/>
-      <w:proofErr w:type="gramEnd"/>
       <w:r>
         <w:rPr>
           <w:rFonts w:ascii="Times New Roman" w:eastAsia="Calibri" w:hAnsi="Times New Roman" w:cs="Times New Roman"/>
@@ -1457,7 +1447,19 @@
         <w:rPr>
           <w:rFonts w:ascii="Times New Roman" w:eastAsia="Calibri" w:hAnsi="Times New Roman" w:cs="Times New Roman"/>
         </w:rPr>
-        <w:t xml:space="preserve">Program Studi Teknik </w:t>
+        <w:t xml:space="preserve">Program Studi </w:t>
+      </w:r>
+      <w:r>
+        <w:rPr>
+          <w:rFonts w:ascii="Times New Roman" w:eastAsia="Calibri" w:hAnsi="Times New Roman" w:cs="Times New Roman"/>
+        </w:rPr>
+        <w:t xml:space="preserve">S1 </w:t>
+      </w:r>
+      <w:r>
+        <w:rPr>
+          <w:rFonts w:ascii="Times New Roman" w:eastAsia="Calibri" w:hAnsi="Times New Roman" w:cs="Times New Roman"/>
+        </w:rPr>
+        <w:t xml:space="preserve">Teknik </w:t>
       </w:r>
       <w:proofErr w:type="spellStart"/>
       <w:r>
@@ -1838,19 +1840,9 @@
           <w:sz w:val="24"/>
           <w:szCs w:val="24"/>
         </w:rPr>
-        <w:t>No</w:t>
-      </w:r>
-      <w:proofErr w:type="gramStart"/>
-      <w:r>
-        <w:rPr>
-          <w:rFonts w:ascii="Times New Roman" w:eastAsia="Calibri" w:hAnsi="Times New Roman" w:cs="Times New Roman"/>
-          <w:sz w:val="24"/>
-          <w:szCs w:val="24"/>
-        </w:rPr>
-        <w:t>:  {</w:t>
+        <w:t>No:  {</w:t>
       </w:r>
       <w:proofErr w:type="spellStart"/>
-      <w:proofErr w:type="gramEnd"/>
       <w:r>
         <w:rPr>
           <w:rFonts w:ascii="Times New Roman" w:eastAsia="Calibri" w:hAnsi="Times New Roman" w:cs="Times New Roman"/>
@@ -2156,7 +2148,6 @@
         <w:t xml:space="preserve"> </w:t>
       </w:r>
       <w:proofErr w:type="spellStart"/>
-      <w:proofErr w:type="gramStart"/>
       <w:r>
         <w:rPr>
           <w:rFonts w:ascii="Times New Roman" w:eastAsia="Calibri" w:hAnsi="Times New Roman" w:cs="Times New Roman"/>
@@ -2174,7 +2165,6 @@
         </w:rPr>
         <w:t xml:space="preserve"> :</w:t>
       </w:r>
-      <w:proofErr w:type="gramEnd"/>
     </w:p>
     <w:tbl>
       <w:tblPr>
@@ -2740,25 +2730,7 @@
           <w:szCs w:val="24"/>
         </w:rPr>
         <w:tab/>
-        <w:t xml:space="preserve">   </w:t>
-      </w:r>
-      <w:proofErr w:type="gramStart"/>
-      <w:r>
-        <w:rPr>
-          <w:rFonts w:ascii="Times New Roman" w:eastAsia="Calibri" w:hAnsi="Times New Roman" w:cs="Times New Roman"/>
-          <w:sz w:val="24"/>
-          <w:szCs w:val="24"/>
-        </w:rPr>
-        <w:t xml:space="preserve">  :</w:t>
-      </w:r>
-      <w:proofErr w:type="gramEnd"/>
-      <w:r>
-        <w:rPr>
-          <w:rFonts w:ascii="Times New Roman" w:eastAsia="Calibri" w:hAnsi="Times New Roman" w:cs="Times New Roman"/>
-          <w:sz w:val="24"/>
-          <w:szCs w:val="24"/>
-        </w:rPr>
-        <w:t xml:space="preserve"> LULUS MUTLAK / LULUS DGN PERBAIKAN / TIDAK LULUS</w:t>
+        <w:t xml:space="preserve">     : LULUS MUTLAK / LULUS DGN PERBAIKAN / TIDAK LULUS</w:t>
       </w:r>
     </w:p>
     <w:p>
@@ -2796,25 +2768,7 @@
           <w:szCs w:val="24"/>
         </w:rPr>
         <w:tab/>
-        <w:t xml:space="preserve">   </w:t>
-      </w:r>
-      <w:proofErr w:type="gramStart"/>
-      <w:r>
-        <w:rPr>
-          <w:rFonts w:ascii="Times New Roman" w:eastAsia="Calibri" w:hAnsi="Times New Roman" w:cs="Times New Roman"/>
-          <w:sz w:val="24"/>
-          <w:szCs w:val="24"/>
-        </w:rPr>
-        <w:t xml:space="preserve">  :</w:t>
-      </w:r>
-      <w:proofErr w:type="gramEnd"/>
-      <w:r>
-        <w:rPr>
-          <w:rFonts w:ascii="Times New Roman" w:eastAsia="Calibri" w:hAnsi="Times New Roman" w:cs="Times New Roman"/>
-          <w:sz w:val="24"/>
-          <w:szCs w:val="24"/>
-        </w:rPr>
-        <w:t xml:space="preserve"> </w:t>
+        <w:t xml:space="preserve">     : </w:t>
       </w:r>
     </w:p>
     <w:p>
@@ -2992,7 +2946,6 @@
         </w:rPr>
       </w:pPr>
       <w:proofErr w:type="spellStart"/>
-      <w:proofErr w:type="gramStart"/>
       <w:r>
         <w:rPr>
           <w:rFonts w:ascii="Times New Roman" w:eastAsia="Calibri" w:hAnsi="Times New Roman" w:cs="Times New Roman"/>
@@ -3018,7 +2971,6 @@
         </w:rPr>
         <w:t xml:space="preserve"> :</w:t>
       </w:r>
-      <w:proofErr w:type="gramEnd"/>
     </w:p>
     <w:p>
       <w:pPr>
@@ -3216,23 +3168,13 @@
           <w:szCs w:val="18"/>
         </w:rPr>
       </w:pPr>
-      <w:proofErr w:type="gramStart"/>
       <w:r>
         <w:rPr>
           <w:rFonts w:ascii="Times New Roman" w:eastAsia="Calibri" w:hAnsi="Times New Roman" w:cs="Times New Roman"/>
           <w:sz w:val="18"/>
           <w:szCs w:val="18"/>
         </w:rPr>
-        <w:t>Ket :</w:t>
-      </w:r>
-      <w:proofErr w:type="gramEnd"/>
-      <w:r>
-        <w:rPr>
-          <w:rFonts w:ascii="Times New Roman" w:eastAsia="Calibri" w:hAnsi="Times New Roman" w:cs="Times New Roman"/>
-          <w:sz w:val="18"/>
-          <w:szCs w:val="18"/>
-        </w:rPr>
-        <w:t xml:space="preserve"> </w:t>
+        <w:t xml:space="preserve">Ket : </w:t>
       </w:r>
       <w:proofErr w:type="spellStart"/>
       <w:r>
